--- a/docs/downloads/william-gurnall/تم/doc_0528.docx
+++ b/docs/downloads/william-gurnall/تم/doc_0528.docx
@@ -1,6 +1,6 @@
 
 <file path=word/document.xml><?xml version="1.0" encoding="utf-8"?>
-<w:document xmlns:wpc="http://schemas.microsoft.com/office/word/2010/wordprocessingCanvas" xmlns:cx="http://schemas.microsoft.com/office/drawing/2014/chartex" xmlns:cx1="http://schemas.microsoft.com/office/drawing/2015/9/8/chartex" xmlns:cx2="http://schemas.microsoft.com/office/drawing/2015/10/21/chartex" xmlns:cx3="http://schemas.microsoft.com/office/drawing/2016/5/9/chartex" xmlns:cx4="http://schemas.microsoft.com/office/drawing/2016/5/10/chartex" xmlns:cx5="http://schemas.microsoft.com/office/drawing/2016/5/11/chartex" xmlns:cx6="http://schemas.microsoft.com/office/drawing/2016/5/12/chartex" xmlns:cx7="http://schemas.microsoft.com/office/drawing/2016/5/13/chartex" xmlns:cx8="http://schemas.microsoft.com/office/drawing/2016/5/14/chartex" xmlns:mc="http://schemas.openxmlformats.org/markup-compatibility/2006" xmlns:aink="http://schemas.microsoft.com/office/drawing/2016/ink" xmlns:am3d="http://schemas.microsoft.com/office/drawing/2017/model3d" xmlns:o="urn:schemas-microsoft-com:office:office" xmlns:oel="http://schemas.microsoft.com/office/2019/extlst" xmlns:r="http://schemas.openxmlformats.org/officeDocument/2006/relationships" xmlns:m="http://schemas.openxmlformats.org/officeDocument/2006/math" xmlns:v="urn:schemas-microsoft-com:vml" xmlns:wp14="http://schemas.microsoft.com/office/word/2010/wordprocessingDrawing" xmlns:wp="http://schemas.openxmlformats.org/drawingml/2006/wordprocessingDrawing" xmlns:w10="urn:schemas-microsoft-com:office:word" xmlns:w="http://schemas.openxmlformats.org/wordprocessingml/2006/main" xmlns:w14="http://schemas.microsoft.com/office/word/2010/wordml" xmlns:w15="http://schemas.microsoft.com/office/word/2012/wordml" xmlns:w16cex="http://schemas.microsoft.com/office/word/2018/wordml/cex" xmlns:w16cid="http://schemas.microsoft.com/office/word/2016/wordml/cid" xmlns:w16="http://schemas.microsoft.com/office/word/2018/wordml" xmlns:w16du="http://schemas.microsoft.com/office/word/2023/wordml/word16du" xmlns:w16sdtdh="http://schemas.microsoft.com/office/word/2020/wordml/sdtdatahash" xmlns:w16se="http://schemas.microsoft.com/office/word/2015/wordml/symex" xmlns:wpg="http://schemas.microsoft.com/office/word/2010/wordprocessingGroup" xmlns:wpi="http://schemas.microsoft.com/office/word/2010/wordprocessingInk" xmlns:wne="http://schemas.microsoft.com/office/word/2006/wordml" xmlns:wps="http://schemas.microsoft.com/office/word/2010/wordprocessingShape" mc:Ignorable="w14 w15 w16se w16cid w16 w16cex w16sdtdh w16du wp14">
+<w:document xmlns:wpc="http://schemas.microsoft.com/office/word/2010/wordprocessingCanvas" xmlns:cx="http://schemas.microsoft.com/office/drawing/2014/chartex" xmlns:cx1="http://schemas.microsoft.com/office/drawing/2015/9/8/chartex" xmlns:cx2="http://schemas.microsoft.com/office/drawing/2015/10/21/chartex" xmlns:cx3="http://schemas.microsoft.com/office/drawing/2016/5/9/chartex" xmlns:cx4="http://schemas.microsoft.com/office/drawing/2016/5/10/chartex" xmlns:cx5="http://schemas.microsoft.com/office/drawing/2016/5/11/chartex" xmlns:cx6="http://schemas.microsoft.com/office/drawing/2016/5/12/chartex" xmlns:cx7="http://schemas.microsoft.com/office/drawing/2016/5/13/chartex" xmlns:cx8="http://schemas.microsoft.com/office/drawing/2016/5/14/chartex" xmlns:mc="http://schemas.openxmlformats.org/markup-compatibility/2006" xmlns:aink="http://schemas.microsoft.com/office/drawing/2016/ink" xmlns:am3d="http://schemas.microsoft.com/office/drawing/2017/model3d" xmlns:o="urn:schemas-microsoft-com:office:office" xmlns:oel="http://schemas.microsoft.com/office/2019/extlst" xmlns:r="http://schemas.openxmlformats.org/officeDocument/2006/relationships" xmlns:m="http://schemas.openxmlformats.org/officeDocument/2006/math" xmlns:v="urn:schemas-microsoft-com:vml" xmlns:wp14="http://schemas.microsoft.com/office/word/2010/wordprocessingDrawing" xmlns:wp="http://schemas.openxmlformats.org/drawingml/2006/wordprocessingDrawing" xmlns:w10="urn:schemas-microsoft-com:office:word" xmlns:w="http://schemas.openxmlformats.org/wordprocessingml/2006/main" xmlns:w14="http://schemas.microsoft.com/office/word/2010/wordml" xmlns:w15="http://schemas.microsoft.com/office/word/2012/wordml" xmlns:w16cex="http://schemas.microsoft.com/office/word/2018/wordml/cex" xmlns:w16cid="http://schemas.microsoft.com/office/word/2016/wordml/cid" xmlns:w16="http://schemas.microsoft.com/office/word/2018/wordml" xmlns:w16sdtdh="http://schemas.microsoft.com/office/word/2020/wordml/sdtdatahash" xmlns:w16se="http://schemas.microsoft.com/office/word/2015/wordml/symex" xmlns:wpg="http://schemas.microsoft.com/office/word/2010/wordprocessingGroup" xmlns:wpi="http://schemas.microsoft.com/office/word/2010/wordprocessingInk" xmlns:wne="http://schemas.microsoft.com/office/word/2006/wordml" xmlns:wps="http://schemas.microsoft.com/office/word/2010/wordprocessingShape" mc:Ignorable="w14 w15 w16se w16cid w16 w16cex w16sdtdh wp14">
   <w:body>
     <w:p>
       <w:pPr>
@@ -8,23 +8,55 @@
           <w:rtl/>
         </w:rPr>
       </w:pPr>
-      <w:hyperlink r:id="rId4" w:history="1">
-        <w:r>
-          <w:rPr>
-            <w:rStyle w:val="Hyperlink"/>
-            <w:rtl/>
-          </w:rPr>
-          <w:t>الصلاة - صلوات مستجابة</w:t>
-        </w:r>
-      </w:hyperlink>
+      <w:r>
+        <w:fldChar w:fldCharType="begin"/>
+      </w:r>
+      <w:r>
+        <w:instrText>HYPERLINK "https://www.bibelstudium.de/articles/1504/gebet-wie-beten-wir-1.html"</w:instrText>
+      </w:r>
+      <w:r>
+        <w:fldChar w:fldCharType="separate"/>
+      </w:r>
+      <w:r>
+        <w:rPr>
+          <w:rStyle w:val="Hyperlink"/>
+          <w:rtl/>
+        </w:rPr>
+        <w:t>الصلاة - ك</w:t>
+      </w:r>
+      <w:r>
+        <w:rPr>
+          <w:rStyle w:val="Hyperlink"/>
+          <w:rtl/>
+        </w:rPr>
+        <w:t>ي</w:t>
+      </w:r>
+      <w:r>
+        <w:rPr>
+          <w:rStyle w:val="Hyperlink"/>
+          <w:rtl/>
+        </w:rPr>
+        <w:t>ف نصلي</w:t>
+      </w:r>
+      <w:r>
+        <w:rPr>
+          <w:rStyle w:val="Hyperlink"/>
+        </w:rPr>
+        <w:fldChar w:fldCharType="end"/>
+      </w:r>
     </w:p>
     <w:p>
       <w:pPr>
         <w:bidi w:val="0"/>
       </w:pPr>
       <w:r>
-        <w:t>William Gurnall</w:t>
-      </w:r>
+        <w:t xml:space="preserve">William </w:t>
+      </w:r>
+      <w:proofErr w:type="spellStart"/>
+      <w:r>
+        <w:t>Gurnall</w:t>
+      </w:r>
+      <w:proofErr w:type="spellEnd"/>
     </w:p>
     <w:p>
       <w:pPr>
@@ -37,64 +69,225 @@
           <w:rFonts w:hint="cs"/>
           <w:rtl/>
         </w:rPr>
-        <w:t>لقد التزم الله بأن يستجيب لصلوات شعبه وبأن يعمل ما يحتاجه أتقياؤه (مزامير 145: 19). ولكنه يظهر بأنه طريق طويل إلى أن يحصل المؤمن المصلّي نصيبه. كثيرًا ما يتوسط ذلك شتاء قاسٍ ما بين زرع الصلاة والحصاد. صحيح أنه يسمعنا حالما أن نتقدم في الصلاة، لكننا كثيرًا ما لا نسمع منه سريعًا. الصلوات رحلتها إلى السماء ليست طويلة، أما استجابة السماء فهي كذلك. ولكن ولا أية صلاة بإيمان تضيع بلا استجابة. بعض الصلوات رحلتها أطول من غيرها، ولكنها أخيرًا تعود محمّلة ببركات غنية.</w:t>
+        <w:t>صلِّ بصدق! الصلاة هي عمل فيه أمرنا مباشرة مع الله العظيم الذي نقترب إليه في الصلاة. إنه واجب مقدس جدًا أكثر مما يمكن أن نقوم به في نعاس وبعيون ناعسة وقلوب تميل للنوم. والله ندّد بذلك قائلاً: "</w:t>
+      </w:r>
+      <w:r>
+        <w:rPr>
+          <w:rFonts w:ascii="Arial" w:hAnsi="Arial" w:cs="Arial" w:hint="cs"/>
+          <w:rtl/>
+        </w:rPr>
+        <w:t>​</w:t>
+      </w:r>
+      <w:r>
+        <w:rPr>
+          <w:rFonts w:hint="cs"/>
+          <w:rtl/>
+        </w:rPr>
+        <w:t>وَلَيْسَ</w:t>
+      </w:r>
+      <w:r>
+        <w:rPr>
+          <w:rtl/>
+        </w:rPr>
+        <w:t xml:space="preserve"> </w:t>
+      </w:r>
+      <w:r>
+        <w:rPr>
+          <w:rFonts w:hint="cs"/>
+          <w:rtl/>
+        </w:rPr>
+        <w:t>مَنْ</w:t>
+      </w:r>
+      <w:r>
+        <w:rPr>
+          <w:rtl/>
+        </w:rPr>
+        <w:t xml:space="preserve"> </w:t>
+      </w:r>
+      <w:r>
+        <w:rPr>
+          <w:rFonts w:hint="cs"/>
+          <w:rtl/>
+        </w:rPr>
+        <w:t>يَدْعُو</w:t>
+      </w:r>
+      <w:r>
+        <w:rPr>
+          <w:rtl/>
+        </w:rPr>
+        <w:t xml:space="preserve"> </w:t>
+      </w:r>
+      <w:r>
+        <w:rPr>
+          <w:rFonts w:hint="cs"/>
+          <w:rtl/>
+        </w:rPr>
+        <w:t>بِاسْمِكَ</w:t>
+      </w:r>
+      <w:r>
+        <w:rPr>
+          <w:rtl/>
+        </w:rPr>
+        <w:t xml:space="preserve"> </w:t>
+      </w:r>
+      <w:r>
+        <w:rPr>
+          <w:rFonts w:hint="cs"/>
+          <w:rtl/>
+        </w:rPr>
+        <w:t>أَوْ</w:t>
+      </w:r>
+      <w:r>
+        <w:rPr>
+          <w:rtl/>
+        </w:rPr>
+        <w:t xml:space="preserve"> </w:t>
+      </w:r>
+      <w:r>
+        <w:rPr>
+          <w:rFonts w:hint="cs"/>
+          <w:rtl/>
+        </w:rPr>
+        <w:t>يَنْتَبِهُ</w:t>
+      </w:r>
+      <w:r>
+        <w:rPr>
+          <w:rtl/>
+        </w:rPr>
+        <w:t xml:space="preserve"> </w:t>
+      </w:r>
+      <w:r>
+        <w:rPr>
+          <w:rFonts w:hint="cs"/>
+          <w:rtl/>
+        </w:rPr>
+        <w:t>لِيَتَمَسَّكَ</w:t>
+      </w:r>
+      <w:r>
+        <w:rPr>
+          <w:rtl/>
+        </w:rPr>
+        <w:t xml:space="preserve"> </w:t>
+      </w:r>
+      <w:r>
+        <w:rPr>
+          <w:rFonts w:hint="cs"/>
+          <w:rtl/>
+        </w:rPr>
+        <w:t>بِكَ،</w:t>
+      </w:r>
+      <w:r>
+        <w:rPr>
+          <w:rFonts w:hint="cs"/>
+          <w:rtl/>
+        </w:rPr>
+        <w:t xml:space="preserve">" (إشعياء 64: 7). هو لا يقيّمها كصلاة إن لم ينهض القلب وكان متيقظًا. إن تصرفنا في الصلاة له تأثير شامل على كل حياتنا. كيفما يكون الإنسان في الصلاة هكذا هو في أي مكان آخر. إن كان غير مبالٍ في الصلاة، فهو أيضًا كذلك في الاستماع ومتهاون في سلوكه. الصلاة هي القناة التي يجري فيها نهر النعمة الإلهية، البركة والعزاء من الله إلى القلب. سدّ القناة والنهر لن يعود </w:t>
+      </w:r>
+      <w:r>
+        <w:rPr>
+          <w:rFonts w:hint="cs"/>
+          <w:rtl/>
+        </w:rPr>
+        <w:t>يجري ثانية.</w:t>
       </w:r>
     </w:p>
     <w:p>
-      <w:r>
-        <w:rPr>
-          <w:rFonts w:hint="cs"/>
-          <w:rtl/>
-        </w:rPr>
-        <w:t>أحي</w:t>
-      </w:r>
-      <w:r>
-        <w:rPr>
-          <w:rFonts w:hint="cs"/>
-          <w:rtl/>
-        </w:rPr>
-        <w:t>ا</w:t>
-      </w:r>
-      <w:r>
-        <w:rPr>
-          <w:rFonts w:hint="cs"/>
-          <w:rtl/>
-        </w:rPr>
-        <w:t>نًا أيضًا نحن نحصل على استجابة سريعة: "</w:t>
-      </w:r>
-      <w:r>
-        <w:rPr>
-          <w:rtl/>
-        </w:rPr>
-        <w:t xml:space="preserve"> فِي يَوْمَ دَعَوْتُكَ أَجَبْتَنِي.</w:t>
-      </w:r>
-      <w:r>
-        <w:rPr>
-          <w:rFonts w:hint="cs"/>
-          <w:rtl/>
-        </w:rPr>
-        <w:t>" (مزمور 138: 3). بينما كانت الكنيسة واقفة على باب الله تصلي من أجل إطلاق سراح بطرس</w:t>
-      </w:r>
-      <w:r>
-        <w:rPr>
-          <w:rFonts w:hint="cs"/>
-          <w:rtl/>
-        </w:rPr>
-        <w:t xml:space="preserve">، كان بطرس عندها على الباب </w:t>
-      </w:r>
-      <w:r>
-        <w:rPr>
-          <w:rFonts w:hint="cs"/>
-          <w:rtl/>
-        </w:rPr>
-        <w:t>يقول</w:t>
-      </w:r>
-      <w:r>
-        <w:rPr>
-          <w:rFonts w:hint="cs"/>
-          <w:rtl/>
-        </w:rPr>
-        <w:t xml:space="preserve"> لهم بأن صلاتهم استجيبت.</w:t>
+      <w:pPr>
+        <w:rPr>
+          <w:rtl/>
+        </w:rPr>
+      </w:pPr>
+      <w:r>
+        <w:rPr>
+          <w:rFonts w:hint="cs"/>
+          <w:rtl/>
+        </w:rPr>
+        <w:t>صلِّ باستقامة قلب! "</w:t>
+      </w:r>
+      <w:r>
+        <w:rPr>
+          <w:rtl/>
+        </w:rPr>
+        <w:t>إِنْ رَاعَيْتُ إِثْمًا فِي قَلْبِي لاَ يَسْتَمِعُ لِيَ الرَّبُّ.</w:t>
+      </w:r>
+      <w:r>
+        <w:rPr>
+          <w:rFonts w:hint="cs"/>
+          <w:rtl/>
+        </w:rPr>
+        <w:t xml:space="preserve">" (مزمور 66: 18). عندما يرفض الله بأن يستمع فيمكننا أن نكون متأكدين بأن الروح أيضًا يرفض عونه، لأن الله لا يصدّ أية صلاة البتة قامت بروحه. هل تنجست بخطية عن وعي؟ فلا تعتقد أن الله سيعينك في الصلاة قبل أن يعينك بأن تتوب. هو سيأخذك أولاً إلى المرحضة ومن ثم </w:t>
+      </w:r>
+      <w:proofErr w:type="spellStart"/>
+      <w:r>
+        <w:rPr>
+          <w:rFonts w:hint="cs"/>
+          <w:rtl/>
+        </w:rPr>
+        <w:t>سيصطحبك</w:t>
+      </w:r>
+      <w:proofErr w:type="spellEnd"/>
+      <w:r>
+        <w:rPr>
+          <w:rFonts w:hint="cs"/>
+          <w:rtl/>
+        </w:rPr>
+        <w:t xml:space="preserve"> إلى المذبح.</w:t>
+      </w:r>
+    </w:p>
+    <w:p>
+      <w:r>
+        <w:rPr>
+          <w:rFonts w:hint="cs"/>
+          <w:rtl/>
+        </w:rPr>
+        <w:t xml:space="preserve">احترس من أن تصلي بتحفّظ. تخلّص من الشيء الذي سيحررك الله منه. ... كل مَن لا يرغب بأن يتطهر من قذارة الخطية، سيصلي عبثًا بأن يتحرر من ذنبه. إن أحببنا عمل الخطية فلا بد وأن نقبل أجرتها أيضًا. القلب </w:t>
+      </w:r>
+      <w:r>
+        <w:rPr>
+          <w:rFonts w:hint="cs"/>
+          <w:rtl/>
+        </w:rPr>
+        <w:t>المخدوع</w:t>
+      </w:r>
+      <w:r>
+        <w:rPr>
+          <w:rFonts w:hint="cs"/>
+          <w:rtl/>
+        </w:rPr>
+        <w:t xml:space="preserve"> قد يتمنى بأن تُستر خطيته، لكن القلب الصادق يرغب بأن يتطهر منها. داود طلب قلبًا نقيًا </w:t>
+      </w:r>
+      <w:r>
+        <w:rPr>
+          <w:rFonts w:hint="cs"/>
+          <w:rtl/>
+        </w:rPr>
+        <w:t>وضميرًا هادئًا (مسالمًا): "</w:t>
+      </w:r>
+      <w:r>
+        <w:rPr>
+          <w:rtl/>
+        </w:rPr>
+        <w:t xml:space="preserve"> وَامْحُ كُلَّ آثامِي.  10قَلْبًا نَقِيًّا اخْلُقْ فِيَّ يَا اَللهُ،</w:t>
+      </w:r>
+      <w:r>
+        <w:rPr>
+          <w:rFonts w:hint="cs"/>
+          <w:rtl/>
+        </w:rPr>
+        <w:t xml:space="preserve">" (مزمور 51: 9 </w:t>
+      </w:r>
+      <w:r>
+        <w:rPr>
+          <w:rtl/>
+        </w:rPr>
+        <w:t>–</w:t>
+      </w:r>
+      <w:r>
+        <w:rPr>
+          <w:rFonts w:hint="cs"/>
+          <w:rtl/>
+        </w:rPr>
+        <w:t xml:space="preserve"> 10). إن أكثر مكان فيه تخدعنا قلوبنا هو في صلواتنا. ولا في أي طلبات أكثر من الطلبات ضد شهواتنا. إن أقل ما نفكّر فيه هو على الأغلب أكثر ما نخطط لعمله ... ربما صلاة أحد المؤمنين تحيد عن مسارها لأنه لا زال في قلبه غيظ خفي على أخيه.</w:t>
       </w:r>
     </w:p>
     <w:sectPr>
@@ -108,7 +301,7 @@
 </file>
 
 <file path=word/styles.xml><?xml version="1.0" encoding="utf-8"?>
-<w:styles xmlns:mc="http://schemas.openxmlformats.org/markup-compatibility/2006" xmlns:r="http://schemas.openxmlformats.org/officeDocument/2006/relationships" xmlns:w="http://schemas.openxmlformats.org/wordprocessingml/2006/main" xmlns:w14="http://schemas.microsoft.com/office/word/2010/wordml" xmlns:w15="http://schemas.microsoft.com/office/word/2012/wordml" xmlns:w16cex="http://schemas.microsoft.com/office/word/2018/wordml/cex" xmlns:w16cid="http://schemas.microsoft.com/office/word/2016/wordml/cid" xmlns:w16="http://schemas.microsoft.com/office/word/2018/wordml" xmlns:w16du="http://schemas.microsoft.com/office/word/2023/wordml/word16du" xmlns:w16sdtdh="http://schemas.microsoft.com/office/word/2020/wordml/sdtdatahash" xmlns:w16se="http://schemas.microsoft.com/office/word/2015/wordml/symex" mc:Ignorable="w14 w15 w16se w16cid w16 w16cex w16sdtdh w16du">
+<w:styles xmlns:mc="http://schemas.openxmlformats.org/markup-compatibility/2006" xmlns:r="http://schemas.openxmlformats.org/officeDocument/2006/relationships" xmlns:w="http://schemas.openxmlformats.org/wordprocessingml/2006/main" xmlns:w14="http://schemas.microsoft.com/office/word/2010/wordml" xmlns:w15="http://schemas.microsoft.com/office/word/2012/wordml" xmlns:w16cex="http://schemas.microsoft.com/office/word/2018/wordml/cex" xmlns:w16cid="http://schemas.microsoft.com/office/word/2016/wordml/cid" xmlns:w16="http://schemas.microsoft.com/office/word/2018/wordml" xmlns:w16sdtdh="http://schemas.microsoft.com/office/word/2020/wordml/sdtdatahash" xmlns:w16se="http://schemas.microsoft.com/office/word/2015/wordml/symex" mc:Ignorable="w14 w15 w16se w16cid w16 w16cex w16sdtdh">
   <w:docDefaults>
     <w:rPrDefault>
       <w:rPr>
@@ -510,7 +703,6 @@
     <w:name w:val="Normal"/>
     <w:qFormat/>
     <w:rPr>
-      <w:noProof/>
       <w:lang w:bidi="ar-EG"/>
     </w:rPr>
   </w:style>
@@ -546,7 +738,7 @@
     <w:basedOn w:val="DefaultParagraphFont"/>
     <w:uiPriority w:val="99"/>
     <w:unhideWhenUsed/>
-    <w:rsid w:val="00A00349"/>
+    <w:rsid w:val="00037142"/>
     <w:rPr>
       <w:color w:val="0563C1" w:themeColor="hyperlink"/>
       <w:u w:val="single"/>
@@ -558,10 +750,22 @@
     <w:uiPriority w:val="99"/>
     <w:semiHidden/>
     <w:unhideWhenUsed/>
-    <w:rsid w:val="00A00349"/>
+    <w:rsid w:val="00037142"/>
     <w:rPr>
       <w:color w:val="605E5C"/>
       <w:shd w:val="clear" w:color="auto" w:fill="E1DFDD"/>
+    </w:rPr>
+  </w:style>
+  <w:style w:type="character" w:styleId="FollowedHyperlink">
+    <w:name w:val="FollowedHyperlink"/>
+    <w:basedOn w:val="DefaultParagraphFont"/>
+    <w:uiPriority w:val="99"/>
+    <w:semiHidden/>
+    <w:unhideWhenUsed/>
+    <w:rsid w:val="00B77956"/>
+    <w:rPr>
+      <w:color w:val="954F72" w:themeColor="followedHyperlink"/>
+      <w:u w:val="single"/>
     </w:rPr>
   </w:style>
 </w:styles>

--- a/docs/downloads/william-gurnall/تم/doc_0528.docx
+++ b/docs/downloads/william-gurnall/تم/doc_0528.docx
@@ -1,6 +1,6 @@
 
 <file path=word/document.xml><?xml version="1.0" encoding="utf-8"?>
-<w:document xmlns:wpc="http://schemas.microsoft.com/office/word/2010/wordprocessingCanvas" xmlns:cx="http://schemas.microsoft.com/office/drawing/2014/chartex" xmlns:cx1="http://schemas.microsoft.com/office/drawing/2015/9/8/chartex" xmlns:cx2="http://schemas.microsoft.com/office/drawing/2015/10/21/chartex" xmlns:cx3="http://schemas.microsoft.com/office/drawing/2016/5/9/chartex" xmlns:cx4="http://schemas.microsoft.com/office/drawing/2016/5/10/chartex" xmlns:cx5="http://schemas.microsoft.com/office/drawing/2016/5/11/chartex" xmlns:cx6="http://schemas.microsoft.com/office/drawing/2016/5/12/chartex" xmlns:cx7="http://schemas.microsoft.com/office/drawing/2016/5/13/chartex" xmlns:cx8="http://schemas.microsoft.com/office/drawing/2016/5/14/chartex" xmlns:mc="http://schemas.openxmlformats.org/markup-compatibility/2006" xmlns:aink="http://schemas.microsoft.com/office/drawing/2016/ink" xmlns:am3d="http://schemas.microsoft.com/office/drawing/2017/model3d" xmlns:o="urn:schemas-microsoft-com:office:office" xmlns:oel="http://schemas.microsoft.com/office/2019/extlst" xmlns:r="http://schemas.openxmlformats.org/officeDocument/2006/relationships" xmlns:m="http://schemas.openxmlformats.org/officeDocument/2006/math" xmlns:v="urn:schemas-microsoft-com:vml" xmlns:wp14="http://schemas.microsoft.com/office/word/2010/wordprocessingDrawing" xmlns:wp="http://schemas.openxmlformats.org/drawingml/2006/wordprocessingDrawing" xmlns:w10="urn:schemas-microsoft-com:office:word" xmlns:w="http://schemas.openxmlformats.org/wordprocessingml/2006/main" xmlns:w14="http://schemas.microsoft.com/office/word/2010/wordml" xmlns:w15="http://schemas.microsoft.com/office/word/2012/wordml" xmlns:w16cex="http://schemas.microsoft.com/office/word/2018/wordml/cex" xmlns:w16cid="http://schemas.microsoft.com/office/word/2016/wordml/cid" xmlns:w16="http://schemas.microsoft.com/office/word/2018/wordml" xmlns:w16sdtdh="http://schemas.microsoft.com/office/word/2020/wordml/sdtdatahash" xmlns:w16se="http://schemas.microsoft.com/office/word/2015/wordml/symex" xmlns:wpg="http://schemas.microsoft.com/office/word/2010/wordprocessingGroup" xmlns:wpi="http://schemas.microsoft.com/office/word/2010/wordprocessingInk" xmlns:wne="http://schemas.microsoft.com/office/word/2006/wordml" xmlns:wps="http://schemas.microsoft.com/office/word/2010/wordprocessingShape" mc:Ignorable="w14 w15 w16se w16cid w16 w16cex w16sdtdh wp14">
+<w:document xmlns:wpc="http://schemas.microsoft.com/office/word/2010/wordprocessingCanvas" xmlns:cx="http://schemas.microsoft.com/office/drawing/2014/chartex" xmlns:cx1="http://schemas.microsoft.com/office/drawing/2015/9/8/chartex" xmlns:cx2="http://schemas.microsoft.com/office/drawing/2015/10/21/chartex" xmlns:cx3="http://schemas.microsoft.com/office/drawing/2016/5/9/chartex" xmlns:cx4="http://schemas.microsoft.com/office/drawing/2016/5/10/chartex" xmlns:cx5="http://schemas.microsoft.com/office/drawing/2016/5/11/chartex" xmlns:cx6="http://schemas.microsoft.com/office/drawing/2016/5/12/chartex" xmlns:cx7="http://schemas.microsoft.com/office/drawing/2016/5/13/chartex" xmlns:cx8="http://schemas.microsoft.com/office/drawing/2016/5/14/chartex" xmlns:mc="http://schemas.openxmlformats.org/markup-compatibility/2006" xmlns:aink="http://schemas.microsoft.com/office/drawing/2016/ink" xmlns:am3d="http://schemas.microsoft.com/office/drawing/2017/model3d" xmlns:o="urn:schemas-microsoft-com:office:office" xmlns:oel="http://schemas.microsoft.com/office/2019/extlst" xmlns:r="http://schemas.openxmlformats.org/officeDocument/2006/relationships" xmlns:m="http://schemas.openxmlformats.org/officeDocument/2006/math" xmlns:v="urn:schemas-microsoft-com:vml" xmlns:wp14="http://schemas.microsoft.com/office/word/2010/wordprocessingDrawing" xmlns:wp="http://schemas.openxmlformats.org/drawingml/2006/wordprocessingDrawing" xmlns:w10="urn:schemas-microsoft-com:office:word" xmlns:w="http://schemas.openxmlformats.org/wordprocessingml/2006/main" xmlns:w14="http://schemas.microsoft.com/office/word/2010/wordml" xmlns:w15="http://schemas.microsoft.com/office/word/2012/wordml" xmlns:w16cex="http://schemas.microsoft.com/office/word/2018/wordml/cex" xmlns:w16cid="http://schemas.microsoft.com/office/word/2016/wordml/cid" xmlns:w16="http://schemas.microsoft.com/office/word/2018/wordml" xmlns:w16du="http://schemas.microsoft.com/office/word/2023/wordml/word16du" xmlns:w16sdtdh="http://schemas.microsoft.com/office/word/2020/wordml/sdtdatahash" xmlns:w16se="http://schemas.microsoft.com/office/word/2015/wordml/symex" xmlns:wpg="http://schemas.microsoft.com/office/word/2010/wordprocessingGroup" xmlns:wpi="http://schemas.microsoft.com/office/word/2010/wordprocessingInk" xmlns:wne="http://schemas.microsoft.com/office/word/2006/wordml" xmlns:wps="http://schemas.microsoft.com/office/word/2010/wordprocessingShape" mc:Ignorable="w14 w15 w16se w16cid w16 w16cex w16sdtdh w16du wp14">
   <w:body>
     <w:p>
       <w:pPr>
@@ -8,55 +8,23 @@
           <w:rtl/>
         </w:rPr>
       </w:pPr>
-      <w:r>
-        <w:fldChar w:fldCharType="begin"/>
-      </w:r>
-      <w:r>
-        <w:instrText>HYPERLINK "https://www.bibelstudium.de/articles/1504/gebet-wie-beten-wir-1.html"</w:instrText>
-      </w:r>
-      <w:r>
-        <w:fldChar w:fldCharType="separate"/>
-      </w:r>
-      <w:r>
-        <w:rPr>
-          <w:rStyle w:val="Hyperlink"/>
-          <w:rtl/>
-        </w:rPr>
-        <w:t>الصلاة - ك</w:t>
-      </w:r>
-      <w:r>
-        <w:rPr>
-          <w:rStyle w:val="Hyperlink"/>
-          <w:rtl/>
-        </w:rPr>
-        <w:t>ي</w:t>
-      </w:r>
-      <w:r>
-        <w:rPr>
-          <w:rStyle w:val="Hyperlink"/>
-          <w:rtl/>
-        </w:rPr>
-        <w:t>ف نصلي</w:t>
-      </w:r>
-      <w:r>
-        <w:rPr>
-          <w:rStyle w:val="Hyperlink"/>
-        </w:rPr>
-        <w:fldChar w:fldCharType="end"/>
-      </w:r>
+      <w:hyperlink r:id="rId4" w:history="1">
+        <w:r>
+          <w:rPr>
+            <w:rStyle w:val="Hyperlink"/>
+            <w:rtl/>
+          </w:rPr>
+          <w:t>الصلاة - صلوات مستجابة</w:t>
+        </w:r>
+      </w:hyperlink>
     </w:p>
     <w:p>
       <w:pPr>
         <w:bidi w:val="0"/>
       </w:pPr>
       <w:r>
-        <w:t xml:space="preserve">William </w:t>
-      </w:r>
-      <w:proofErr w:type="spellStart"/>
-      <w:r>
-        <w:t>Gurnall</w:t>
-      </w:r>
-      <w:proofErr w:type="spellEnd"/>
+        <w:t>William Gurnall</w:t>
+      </w:r>
     </w:p>
     <w:p>
       <w:pPr>
@@ -69,225 +37,64 @@
           <w:rFonts w:hint="cs"/>
           <w:rtl/>
         </w:rPr>
-        <w:t>صلِّ بصدق! الصلاة هي عمل فيه أمرنا مباشرة مع الله العظيم الذي نقترب إليه في الصلاة. إنه واجب مقدس جدًا أكثر مما يمكن أن نقوم به في نعاس وبعيون ناعسة وقلوب تميل للنوم. والله ندّد بذلك قائلاً: "</w:t>
-      </w:r>
-      <w:r>
-        <w:rPr>
-          <w:rFonts w:ascii="Arial" w:hAnsi="Arial" w:cs="Arial" w:hint="cs"/>
-          <w:rtl/>
-        </w:rPr>
-        <w:t>​</w:t>
-      </w:r>
-      <w:r>
-        <w:rPr>
-          <w:rFonts w:hint="cs"/>
-          <w:rtl/>
-        </w:rPr>
-        <w:t>وَلَيْسَ</w:t>
-      </w:r>
-      <w:r>
-        <w:rPr>
-          <w:rtl/>
-        </w:rPr>
-        <w:t xml:space="preserve"> </w:t>
-      </w:r>
-      <w:r>
-        <w:rPr>
-          <w:rFonts w:hint="cs"/>
-          <w:rtl/>
-        </w:rPr>
-        <w:t>مَنْ</w:t>
-      </w:r>
-      <w:r>
-        <w:rPr>
-          <w:rtl/>
-        </w:rPr>
-        <w:t xml:space="preserve"> </w:t>
-      </w:r>
-      <w:r>
-        <w:rPr>
-          <w:rFonts w:hint="cs"/>
-          <w:rtl/>
-        </w:rPr>
-        <w:t>يَدْعُو</w:t>
-      </w:r>
-      <w:r>
-        <w:rPr>
-          <w:rtl/>
-        </w:rPr>
-        <w:t xml:space="preserve"> </w:t>
-      </w:r>
-      <w:r>
-        <w:rPr>
-          <w:rFonts w:hint="cs"/>
-          <w:rtl/>
-        </w:rPr>
-        <w:t>بِاسْمِكَ</w:t>
-      </w:r>
-      <w:r>
-        <w:rPr>
-          <w:rtl/>
-        </w:rPr>
-        <w:t xml:space="preserve"> </w:t>
-      </w:r>
-      <w:r>
-        <w:rPr>
-          <w:rFonts w:hint="cs"/>
-          <w:rtl/>
-        </w:rPr>
-        <w:t>أَوْ</w:t>
-      </w:r>
-      <w:r>
-        <w:rPr>
-          <w:rtl/>
-        </w:rPr>
-        <w:t xml:space="preserve"> </w:t>
-      </w:r>
-      <w:r>
-        <w:rPr>
-          <w:rFonts w:hint="cs"/>
-          <w:rtl/>
-        </w:rPr>
-        <w:t>يَنْتَبِهُ</w:t>
-      </w:r>
-      <w:r>
-        <w:rPr>
-          <w:rtl/>
-        </w:rPr>
-        <w:t xml:space="preserve"> </w:t>
-      </w:r>
-      <w:r>
-        <w:rPr>
-          <w:rFonts w:hint="cs"/>
-          <w:rtl/>
-        </w:rPr>
-        <w:t>لِيَتَمَسَّكَ</w:t>
-      </w:r>
-      <w:r>
-        <w:rPr>
-          <w:rtl/>
-        </w:rPr>
-        <w:t xml:space="preserve"> </w:t>
-      </w:r>
-      <w:r>
-        <w:rPr>
-          <w:rFonts w:hint="cs"/>
-          <w:rtl/>
-        </w:rPr>
-        <w:t>بِكَ،</w:t>
-      </w:r>
-      <w:r>
-        <w:rPr>
-          <w:rFonts w:hint="cs"/>
-          <w:rtl/>
-        </w:rPr>
-        <w:t xml:space="preserve">" (إشعياء 64: 7). هو لا يقيّمها كصلاة إن لم ينهض القلب وكان متيقظًا. إن تصرفنا في الصلاة له تأثير شامل على كل حياتنا. كيفما يكون الإنسان في الصلاة هكذا هو في أي مكان آخر. إن كان غير مبالٍ في الصلاة، فهو أيضًا كذلك في الاستماع ومتهاون في سلوكه. الصلاة هي القناة التي يجري فيها نهر النعمة الإلهية، البركة والعزاء من الله إلى القلب. سدّ القناة والنهر لن يعود </w:t>
-      </w:r>
-      <w:r>
-        <w:rPr>
-          <w:rFonts w:hint="cs"/>
-          <w:rtl/>
-        </w:rPr>
-        <w:t>يجري ثانية.</w:t>
+        <w:t>لقد التزم الله بأن يستجيب لصلوات شعبه وبأن يعمل ما يحتاجه أتقياؤه (مزامير 145: 19). ولكنه يظهر بأنه طريق طويل إلى أن يحصل المؤمن المصلّي نصيبه. كثيرًا ما يتوسط ذلك شتاء قاسٍ ما بين زرع الصلاة والحصاد. صحيح أنه يسمعنا حالما أن نتقدم في الصلاة، لكننا كثيرًا ما لا نسمع منه سريعًا. الصلوات رحلتها إلى السماء ليست طويلة، أما استجابة السماء فهي كذلك. ولكن ولا أية صلاة بإيمان تضيع بلا استجابة. بعض الصلوات رحلتها أطول من غيرها، ولكنها أخيرًا تعود محمّلة ببركات غنية.</w:t>
       </w:r>
     </w:p>
     <w:p>
-      <w:pPr>
-        <w:rPr>
-          <w:rtl/>
-        </w:rPr>
-      </w:pPr>
       <w:r>
         <w:rPr>
           <w:rFonts w:hint="cs"/>
           <w:rtl/>
         </w:rPr>
-        <w:t>صلِّ باستقامة قلب! "</w:t>
-      </w:r>
-      <w:r>
-        <w:rPr>
-          <w:rtl/>
-        </w:rPr>
-        <w:t>إِنْ رَاعَيْتُ إِثْمًا فِي قَلْبِي لاَ يَسْتَمِعُ لِيَ الرَّبُّ.</w:t>
+        <w:t>أحي</w:t>
       </w:r>
       <w:r>
         <w:rPr>
           <w:rFonts w:hint="cs"/>
           <w:rtl/>
         </w:rPr>
-        <w:t xml:space="preserve">" (مزمور 66: 18). عندما يرفض الله بأن يستمع فيمكننا أن نكون متأكدين بأن الروح أيضًا يرفض عونه، لأن الله لا يصدّ أية صلاة البتة قامت بروحه. هل تنجست بخطية عن وعي؟ فلا تعتقد أن الله سيعينك في الصلاة قبل أن يعينك بأن تتوب. هو سيأخذك أولاً إلى المرحضة ومن ثم </w:t>
-      </w:r>
-      <w:proofErr w:type="spellStart"/>
+        <w:t>ا</w:t>
+      </w:r>
       <w:r>
         <w:rPr>
           <w:rFonts w:hint="cs"/>
           <w:rtl/>
         </w:rPr>
-        <w:t>سيصطحبك</w:t>
-      </w:r>
-      <w:proofErr w:type="spellEnd"/>
+        <w:t>نًا أيضًا نحن نحصل على استجابة سريعة: "</w:t>
+      </w:r>
+      <w:r>
+        <w:rPr>
+          <w:rtl/>
+        </w:rPr>
+        <w:t xml:space="preserve"> فِي يَوْمَ دَعَوْتُكَ أَجَبْتَنِي.</w:t>
+      </w:r>
       <w:r>
         <w:rPr>
           <w:rFonts w:hint="cs"/>
           <w:rtl/>
         </w:rPr>
-        <w:t xml:space="preserve"> إلى المذبح.</w:t>
-      </w:r>
-    </w:p>
-    <w:p>
+        <w:t>" (مزمور 138: 3). بينما كانت الكنيسة واقفة على باب الله تصلي من أجل إطلاق سراح بطرس</w:t>
+      </w:r>
       <w:r>
         <w:rPr>
           <w:rFonts w:hint="cs"/>
           <w:rtl/>
         </w:rPr>
-        <w:t xml:space="preserve">احترس من أن تصلي بتحفّظ. تخلّص من الشيء الذي سيحررك الله منه. ... كل مَن لا يرغب بأن يتطهر من قذارة الخطية، سيصلي عبثًا بأن يتحرر من ذنبه. إن أحببنا عمل الخطية فلا بد وأن نقبل أجرتها أيضًا. القلب </w:t>
+        <w:t xml:space="preserve">، كان بطرس عندها على الباب </w:t>
       </w:r>
       <w:r>
         <w:rPr>
           <w:rFonts w:hint="cs"/>
           <w:rtl/>
         </w:rPr>
-        <w:t>المخدوع</w:t>
+        <w:t>يقول</w:t>
       </w:r>
       <w:r>
         <w:rPr>
           <w:rFonts w:hint="cs"/>
           <w:rtl/>
         </w:rPr>
-        <w:t xml:space="preserve"> قد يتمنى بأن تُستر خطيته، لكن القلب الصادق يرغب بأن يتطهر منها. داود طلب قلبًا نقيًا </w:t>
-      </w:r>
-      <w:r>
-        <w:rPr>
-          <w:rFonts w:hint="cs"/>
-          <w:rtl/>
-        </w:rPr>
-        <w:t>وضميرًا هادئًا (مسالمًا): "</w:t>
-      </w:r>
-      <w:r>
-        <w:rPr>
-          <w:rtl/>
-        </w:rPr>
-        <w:t xml:space="preserve"> وَامْحُ كُلَّ آثامِي.  10قَلْبًا نَقِيًّا اخْلُقْ فِيَّ يَا اَللهُ،</w:t>
-      </w:r>
-      <w:r>
-        <w:rPr>
-          <w:rFonts w:hint="cs"/>
-          <w:rtl/>
-        </w:rPr>
-        <w:t xml:space="preserve">" (مزمور 51: 9 </w:t>
-      </w:r>
-      <w:r>
-        <w:rPr>
-          <w:rtl/>
-        </w:rPr>
-        <w:t>–</w:t>
-      </w:r>
-      <w:r>
-        <w:rPr>
-          <w:rFonts w:hint="cs"/>
-          <w:rtl/>
-        </w:rPr>
-        <w:t xml:space="preserve"> 10). إن أكثر مكان فيه تخدعنا قلوبنا هو في صلواتنا. ولا في أي طلبات أكثر من الطلبات ضد شهواتنا. إن أقل ما نفكّر فيه هو على الأغلب أكثر ما نخطط لعمله ... ربما صلاة أحد المؤمنين تحيد عن مسارها لأنه لا زال في قلبه غيظ خفي على أخيه.</w:t>
+        <w:t xml:space="preserve"> لهم بأن صلاتهم استجيبت.</w:t>
       </w:r>
     </w:p>
     <w:sectPr>
@@ -301,7 +108,7 @@
 </file>
 
 <file path=word/styles.xml><?xml version="1.0" encoding="utf-8"?>
-<w:styles xmlns:mc="http://schemas.openxmlformats.org/markup-compatibility/2006" xmlns:r="http://schemas.openxmlformats.org/officeDocument/2006/relationships" xmlns:w="http://schemas.openxmlformats.org/wordprocessingml/2006/main" xmlns:w14="http://schemas.microsoft.com/office/word/2010/wordml" xmlns:w15="http://schemas.microsoft.com/office/word/2012/wordml" xmlns:w16cex="http://schemas.microsoft.com/office/word/2018/wordml/cex" xmlns:w16cid="http://schemas.microsoft.com/office/word/2016/wordml/cid" xmlns:w16="http://schemas.microsoft.com/office/word/2018/wordml" xmlns:w16sdtdh="http://schemas.microsoft.com/office/word/2020/wordml/sdtdatahash" xmlns:w16se="http://schemas.microsoft.com/office/word/2015/wordml/symex" mc:Ignorable="w14 w15 w16se w16cid w16 w16cex w16sdtdh">
+<w:styles xmlns:mc="http://schemas.openxmlformats.org/markup-compatibility/2006" xmlns:r="http://schemas.openxmlformats.org/officeDocument/2006/relationships" xmlns:w="http://schemas.openxmlformats.org/wordprocessingml/2006/main" xmlns:w14="http://schemas.microsoft.com/office/word/2010/wordml" xmlns:w15="http://schemas.microsoft.com/office/word/2012/wordml" xmlns:w16cex="http://schemas.microsoft.com/office/word/2018/wordml/cex" xmlns:w16cid="http://schemas.microsoft.com/office/word/2016/wordml/cid" xmlns:w16="http://schemas.microsoft.com/office/word/2018/wordml" xmlns:w16du="http://schemas.microsoft.com/office/word/2023/wordml/word16du" xmlns:w16sdtdh="http://schemas.microsoft.com/office/word/2020/wordml/sdtdatahash" xmlns:w16se="http://schemas.microsoft.com/office/word/2015/wordml/symex" mc:Ignorable="w14 w15 w16se w16cid w16 w16cex w16sdtdh w16du">
   <w:docDefaults>
     <w:rPrDefault>
       <w:rPr>
@@ -703,6 +510,7 @@
     <w:name w:val="Normal"/>
     <w:qFormat/>
     <w:rPr>
+      <w:noProof/>
       <w:lang w:bidi="ar-EG"/>
     </w:rPr>
   </w:style>
@@ -738,7 +546,7 @@
     <w:basedOn w:val="DefaultParagraphFont"/>
     <w:uiPriority w:val="99"/>
     <w:unhideWhenUsed/>
-    <w:rsid w:val="00037142"/>
+    <w:rsid w:val="00A00349"/>
     <w:rPr>
       <w:color w:val="0563C1" w:themeColor="hyperlink"/>
       <w:u w:val="single"/>
@@ -750,22 +558,10 @@
     <w:uiPriority w:val="99"/>
     <w:semiHidden/>
     <w:unhideWhenUsed/>
-    <w:rsid w:val="00037142"/>
+    <w:rsid w:val="00A00349"/>
     <w:rPr>
       <w:color w:val="605E5C"/>
       <w:shd w:val="clear" w:color="auto" w:fill="E1DFDD"/>
-    </w:rPr>
-  </w:style>
-  <w:style w:type="character" w:styleId="FollowedHyperlink">
-    <w:name w:val="FollowedHyperlink"/>
-    <w:basedOn w:val="DefaultParagraphFont"/>
-    <w:uiPriority w:val="99"/>
-    <w:semiHidden/>
-    <w:unhideWhenUsed/>
-    <w:rsid w:val="00B77956"/>
-    <w:rPr>
-      <w:color w:val="954F72" w:themeColor="followedHyperlink"/>
-      <w:u w:val="single"/>
     </w:rPr>
   </w:style>
 </w:styles>

--- a/docs/downloads/william-gurnall/تم/doc_0528.docx
+++ b/docs/downloads/william-gurnall/تم/doc_0528.docx
@@ -14,9 +14,16 @@
             <w:rStyle w:val="Hyperlink"/>
             <w:rtl/>
           </w:rPr>
-          <w:t>الصلاة - صلوات مستجابة</w:t>
+          <w:t>الصلاة - أنواع مختلفة من الصلوات</w:t>
         </w:r>
       </w:hyperlink>
+      <w:r>
+        <w:rPr>
+          <w:rFonts w:hint="cs"/>
+          <w:rtl/>
+        </w:rPr>
+        <w:t xml:space="preserve"> (1)</w:t>
+      </w:r>
     </w:p>
     <w:p>
       <w:pPr>
@@ -35,66 +42,355 @@
       <w:r>
         <w:rPr>
           <w:rFonts w:hint="cs"/>
-          <w:rtl/>
-        </w:rPr>
-        <w:t>لقد التزم الله بأن يستجيب لصلوات شعبه وبأن يعمل ما يحتاجه أتقياؤه (مزامير 145: 19). ولكنه يظهر بأنه طريق طويل إلى أن يحصل المؤمن المصلّي نصيبه. كثيرًا ما يتوسط ذلك شتاء قاسٍ ما بين زرع الصلاة والحصاد. صحيح أنه يسمعنا حالما أن نتقدم في الصلاة، لكننا كثيرًا ما لا نسمع منه سريعًا. الصلوات رحلتها إلى السماء ليست طويلة، أما استجابة السماء فهي كذلك. ولكن ولا أية صلاة بإيمان تضيع بلا استجابة. بعض الصلوات رحلتها أطول من غيرها، ولكنها أخيرًا تعود محمّلة ببركات غنية.</w:t>
+          <w:b/>
+          <w:bCs/>
+          <w:color w:val="FF0000"/>
+          <w:u w:val="single"/>
+          <w:rtl/>
+        </w:rPr>
+        <w:t>صلاة متلعثمة.</w:t>
+      </w:r>
+      <w:r>
+        <w:rPr>
+          <w:rFonts w:hint="cs"/>
+          <w:color w:val="FF0000"/>
+          <w:rtl/>
+        </w:rPr>
+        <w:t xml:space="preserve"> </w:t>
+      </w:r>
+      <w:r>
+        <w:rPr>
+          <w:rFonts w:hint="cs"/>
+          <w:rtl/>
+        </w:rPr>
+        <w:t>أحيانًا أنت تسمع أحدًا يصلي بصوت متردد جدًا، ولكنك تكاد لا تفهم أية كلمة، ومع ذلك فإنك تشكو من نفسك وتتعجب منه. إننا لا يمكننا أن نفتح الباب بصورة أفضل بمفتاح من ذهب. "</w:t>
+      </w:r>
+      <w:r>
+        <w:rPr>
+          <w:rFonts w:ascii="Arial" w:hAnsi="Arial" w:cs="Arial" w:hint="cs"/>
+          <w:rtl/>
+        </w:rPr>
+        <w:t>​</w:t>
+      </w:r>
+      <w:r>
+        <w:rPr>
+          <w:rFonts w:hint="cs"/>
+          <w:rtl/>
+        </w:rPr>
+        <w:t>كَانَ</w:t>
+      </w:r>
+      <w:r>
+        <w:rPr>
+          <w:rtl/>
+        </w:rPr>
+        <w:t xml:space="preserve"> </w:t>
+      </w:r>
+      <w:r>
+        <w:rPr>
+          <w:rFonts w:hint="cs"/>
+          <w:rtl/>
+        </w:rPr>
+        <w:t>إِيلِيَّا</w:t>
+      </w:r>
+      <w:r>
+        <w:rPr>
+          <w:rtl/>
+        </w:rPr>
+        <w:t xml:space="preserve"> </w:t>
+      </w:r>
+      <w:r>
+        <w:rPr>
+          <w:rFonts w:hint="cs"/>
+          <w:rtl/>
+        </w:rPr>
+        <w:t>إِنْسَانًا</w:t>
+      </w:r>
+      <w:r>
+        <w:rPr>
+          <w:rtl/>
+        </w:rPr>
+        <w:t xml:space="preserve"> </w:t>
+      </w:r>
+      <w:r>
+        <w:rPr>
+          <w:rFonts w:hint="cs"/>
+          <w:rtl/>
+        </w:rPr>
+        <w:t>تَحْتَ</w:t>
+      </w:r>
+      <w:r>
+        <w:rPr>
+          <w:rtl/>
+        </w:rPr>
+        <w:t xml:space="preserve"> </w:t>
+      </w:r>
+      <w:r>
+        <w:rPr>
+          <w:rFonts w:hint="cs"/>
+          <w:rtl/>
+        </w:rPr>
+        <w:t>الآلاَمِ</w:t>
+      </w:r>
+      <w:r>
+        <w:rPr>
+          <w:rtl/>
+        </w:rPr>
+        <w:t xml:space="preserve"> </w:t>
+      </w:r>
+      <w:r>
+        <w:rPr>
+          <w:rFonts w:hint="cs"/>
+          <w:rtl/>
+        </w:rPr>
+        <w:t>مِثْلَنَا،</w:t>
+      </w:r>
+      <w:r>
+        <w:rPr>
+          <w:rtl/>
+        </w:rPr>
+        <w:t xml:space="preserve"> </w:t>
+      </w:r>
+      <w:r>
+        <w:rPr>
+          <w:rFonts w:hint="cs"/>
+          <w:rtl/>
+        </w:rPr>
+        <w:t>وَصَلَّى</w:t>
+      </w:r>
+      <w:r>
+        <w:rPr>
+          <w:rtl/>
+        </w:rPr>
+        <w:t xml:space="preserve"> </w:t>
+      </w:r>
+      <w:r>
+        <w:rPr>
+          <w:rFonts w:hint="cs"/>
+          <w:rtl/>
+        </w:rPr>
+        <w:t>صَلاَةً</w:t>
+      </w:r>
+      <w:r>
+        <w:rPr>
+          <w:rFonts w:hint="cs"/>
+          <w:rtl/>
+        </w:rPr>
+        <w:t>" (يعقوب 5: 17). اليد الضعيفة مع قلب صادق قادرة أن تدير المفتاح في الصلاة.</w:t>
       </w:r>
     </w:p>
     <w:p>
-      <w:r>
-        <w:rPr>
-          <w:rFonts w:hint="cs"/>
-          <w:rtl/>
-        </w:rPr>
-        <w:t>أحي</w:t>
-      </w:r>
-      <w:r>
-        <w:rPr>
-          <w:rFonts w:hint="cs"/>
-          <w:rtl/>
-        </w:rPr>
-        <w:t>ا</w:t>
-      </w:r>
-      <w:r>
-        <w:rPr>
-          <w:rFonts w:hint="cs"/>
-          <w:rtl/>
-        </w:rPr>
-        <w:t>نًا أيضًا نحن نحصل على استجابة سريعة: "</w:t>
-      </w:r>
-      <w:r>
-        <w:rPr>
-          <w:rtl/>
-        </w:rPr>
-        <w:t xml:space="preserve"> فِي يَوْمَ دَعَوْتُكَ أَجَبْتَنِي.</w:t>
-      </w:r>
-      <w:r>
-        <w:rPr>
-          <w:rFonts w:hint="cs"/>
-          <w:rtl/>
-        </w:rPr>
-        <w:t>" (مزمور 138: 3). بينما كانت الكنيسة واقفة على باب الله تصلي من أجل إطلاق سراح بطرس</w:t>
-      </w:r>
-      <w:r>
-        <w:rPr>
-          <w:rFonts w:hint="cs"/>
-          <w:rtl/>
-        </w:rPr>
-        <w:t xml:space="preserve">، كان بطرس عندها على الباب </w:t>
-      </w:r>
-      <w:r>
-        <w:rPr>
-          <w:rFonts w:hint="cs"/>
-          <w:rtl/>
-        </w:rPr>
-        <w:t>يقول</w:t>
-      </w:r>
-      <w:r>
-        <w:rPr>
-          <w:rFonts w:hint="cs"/>
-          <w:rtl/>
-        </w:rPr>
-        <w:t xml:space="preserve"> لهم بأن صلاتهم استجيبت.</w:t>
+      <w:pPr>
+        <w:rPr>
+          <w:rtl/>
+        </w:rPr>
+      </w:pPr>
+      <w:r>
+        <w:rPr>
+          <w:rFonts w:hint="cs"/>
+          <w:b/>
+          <w:bCs/>
+          <w:color w:val="FF0000"/>
+          <w:u w:val="single"/>
+          <w:rtl/>
+        </w:rPr>
+        <w:t>الصلاة المستعجلة</w:t>
+      </w:r>
+      <w:r>
+        <w:rPr>
+          <w:rFonts w:hint="cs"/>
+          <w:rtl/>
+        </w:rPr>
+        <w:t xml:space="preserve">. الصلاة المستعجلة إلى الله هي الخنجر القصير </w:t>
+      </w:r>
+      <w:r>
+        <w:rPr>
+          <w:rtl/>
+        </w:rPr>
+        <w:t xml:space="preserve">الذي يجب أن تستخدمه للدفاع عن نفسك ضد </w:t>
+      </w:r>
+      <w:r>
+        <w:rPr>
+          <w:rFonts w:hint="cs"/>
+          <w:rtl/>
+        </w:rPr>
+        <w:t>التجارب عندما لا يكون لديك الوقت بأن تستل سيفك الطويل في صلاة مصارعة. فيمكنك أن تصلي في كل مكان وفي كل مجتمع وفي كل مشغولية.</w:t>
+      </w:r>
+    </w:p>
+    <w:p>
+      <w:pPr>
+        <w:sectPr>
+          <w:pgSz w:w="12240" w:h="15840"/>
+          <w:pgMar w:top="1440" w:right="1800" w:bottom="1440" w:left="1800" w:header="720" w:footer="720" w:gutter="0"/>
+          <w:cols w:space="720"/>
+          <w:docGrid w:linePitch="360"/>
+        </w:sectPr>
+      </w:pPr>
+      <w:r>
+        <w:rPr>
+          <w:rFonts w:hint="cs"/>
+          <w:b/>
+          <w:bCs/>
+          <w:color w:val="FF0000"/>
+          <w:u w:val="single"/>
+          <w:rtl/>
+        </w:rPr>
+        <w:t>الصلاة العامة</w:t>
+      </w:r>
+      <w:r>
+        <w:rPr>
+          <w:rFonts w:hint="cs"/>
+          <w:rtl/>
+        </w:rPr>
+        <w:t>. إن صليت أمام الآخرين فانتبه ما هو الأهم لديك، الجوانب الخارجية أم الداخلية للصلاة؛ ما يظهر لعيون الناس وآذانها أم ما هو محدد لعين الله ومسمعه؛ موقف جسدك الوقاري، أم خشوع روحك داخل نفسك؛ رونق كلماتك</w:t>
+      </w:r>
+      <w:r>
+        <w:rPr>
+          <w:rFonts w:hint="cs"/>
+          <w:rtl/>
+        </w:rPr>
+        <w:t xml:space="preserve">، أم قوة إيمانك؛ الإثارة الخارجية في عنفوان صوتك، أم لهيب روحك بمحبة عميقة. التأثيرات العميقة في الباطن هي صلاة النفس الحقيقية. الصادق لا يجرؤ بأن يكون غير أخلاقي في سلوكه ظاهريًا، إنه يختار كلماته باعتناء، لكيما يكون لها قدرها ولياقتها، ولا يصلي صلاة باردة جاعلاً المصلين معه ينامون. ومع هذا فإنه موقف القلب من الداخل الذي ينتبه إليه بصورة أولى، لأنه يعلم جيدًا بأنه من الممكن أن تُصلّى صلاة حارة منعشة للآخرين، وبنفس الوقت تكون باردة في القلب ومتثاقلة. </w:t>
+      </w:r>
+      <w:r>
+        <w:rPr>
+          <w:rFonts w:hint="cs"/>
+          <w:rtl/>
+        </w:rPr>
+        <w:t>ولذا فإنه لن يصلي ما لن تعبّر عنه عواطفه الخاصة.</w:t>
+      </w:r>
+    </w:p>
+    <w:p>
+      <w:pPr>
+        <w:rPr>
+          <w:rtl/>
+        </w:rPr>
+      </w:pPr>
+      <w:hyperlink r:id="rId5" w:history="1">
+        <w:r>
+          <w:rPr>
+            <w:rStyle w:val="Hyperlink"/>
+            <w:rFonts w:hint="cs"/>
+            <w:b/>
+            <w:bCs/>
+            <w:rtl/>
+          </w:rPr>
+          <w:t>الصلاة الرسمية</w:t>
+        </w:r>
+      </w:hyperlink>
+      <w:r>
+        <w:rPr>
+          <w:rFonts w:hint="cs"/>
+          <w:rtl/>
+        </w:rPr>
+        <w:t>.</w:t>
+      </w:r>
+      <w:r>
+        <w:rPr>
+          <w:rFonts w:hint="cs"/>
+          <w:rtl/>
+        </w:rPr>
+        <w:t xml:space="preserve"> احترس من أن تصلي بشكل رسمي لأنه لا قيمة إلها مثل بلاها. اللفافة ممكن تكون جيدة ومفيدة، ولكن إن وُضعت برخاوة من الممكن توجع أكثر من إنه تعمل عملها. هل تعتقد بأن الله سيرحب بصلاة في السماء ما فيها قلبك؟ وكيف من الممكن أن يكون قلبك فيها إن كنت </w:t>
+      </w:r>
+      <w:r>
+        <w:rPr>
+          <w:rFonts w:hint="cs"/>
+          <w:rtl/>
+        </w:rPr>
+        <w:t>شاغله بأمور أخرى؟ هل يسمعك الله إن هزئت به؟ وإن لم يكن هذا استهزاء فما هو إذًا؟ مثل الأولاد الذين يطرقون الباب ومن ثم يهربون بعيدًا، هكذا أنت تعلّي صوتك إلى الله ومن ثم تمضي هاربًا إلى أفكارك المستطردة وتلتهي بالعالم. ألست بهذا تناكت الله؟</w:t>
+      </w:r>
+    </w:p>
+    <w:p>
+      <w:pPr>
+        <w:rPr>
+          <w:rtl/>
+        </w:rPr>
+      </w:pPr>
+      <w:r>
+        <w:rPr>
+          <w:rFonts w:hint="cs"/>
+          <w:rtl/>
+        </w:rPr>
+        <w:t xml:space="preserve">إبليس يزعجك في الصلاة لكي يتعبك في الصلاة. يبدو أنه سيصل إلى غايته إن تركت هذا الهوام يتزايد في قلبك، لأن هذا سيحرمك من حلاوة الصلاة، ومتى أُخرج المُخ خارجًا فسيكون من السهل إقناعك بأن تطرح العظام أيضًا. </w:t>
+      </w:r>
+      <w:r>
+        <w:rPr>
+          <w:rFonts w:hint="cs"/>
+          <w:rtl/>
+        </w:rPr>
+        <w:t>كل مَن فقد مذاق الطاعم هو معرّض بأن ينبذه. الصلاة هي أمر مزعج لمن لا يستمتع بها. والتعب يأتي قبل الملل بقليل.</w:t>
+      </w:r>
+    </w:p>
+    <w:p>
+      <w:pPr>
+        <w:rPr>
+          <w:rtl/>
+        </w:rPr>
+      </w:pPr>
+      <w:r>
+        <w:rPr>
+          <w:rFonts w:hint="cs"/>
+          <w:rtl/>
+        </w:rPr>
+        <w:t xml:space="preserve">أفضل طريقة لحفظ الأواني من التسرب هي إبقائها ممتلئة. القلب البطّال لن يتحسن حتى في الصلاة. جُل طوال النهار بأفكار خاطئة وسوف تكاد لن تجد الباب لتوصده أمامها متى ما دخلت مخدعك. لقد علمتها بأن تكون جريئة، ولذا فهي ستعتمد على صحبتك وستجتمع من حولك كالأولاد الصغار الذين إن لعبت معهم سيصرخون أيضًا من بعد ذلك إن رغبت </w:t>
+      </w:r>
+      <w:r>
+        <w:rPr>
+          <w:rFonts w:hint="cs"/>
+          <w:rtl/>
+        </w:rPr>
+        <w:t>بفراقها. احترس بأن لا تتحول صلاتك اليومية إلى رسمية خالية من نبض الحياة. الأمور التي نعتاد عليها سرعان ما نكون فيها متهاونين. نادرًا ما نجد مسيحيًا يصلي بشكل معتاد من دون أن يحوّل الصلاة إلى مجرد عادة. كل مَن يراقب قلبه طول النهار سيكون مهيئًا في المساء أيضًا للصلاة، بينما الرخاوة في السلوك ستؤدي إلى الخمول في الصلاة. ولا أي صلاة رسمية أثّر فيها الروح القدس، لأنه متى ما جاء فسيكون وقت للحياة.</w:t>
+      </w:r>
+    </w:p>
+    <w:p>
+      <w:r>
+        <w:rPr>
+          <w:rFonts w:hint="cs"/>
+          <w:b/>
+          <w:bCs/>
+          <w:color w:val="FF0000"/>
+          <w:u w:val="single"/>
+          <w:rtl/>
+        </w:rPr>
+        <w:t>صلوات طويلة</w:t>
+      </w:r>
+      <w:r>
+        <w:rPr>
+          <w:rFonts w:hint="cs"/>
+          <w:rtl/>
+        </w:rPr>
+        <w:t xml:space="preserve">. من الأفضل أن تصلي كثيرًا من أن تطيل الصلاة. من الصعب أن نصلي طويلاً دون أن تضعف عواطفنا. انتبه إلى هذا بالذات </w:t>
+      </w:r>
+      <w:r>
+        <w:rPr>
+          <w:rFonts w:hint="cs"/>
+          <w:rtl/>
+        </w:rPr>
+        <w:t>في الصلاة الجماعية. لأنه متى ما صلينا معًا، علينا أيضًا أن نراعي المسافرين معنا. قال يعقوب: "</w:t>
+      </w:r>
+      <w:r>
+        <w:rPr>
+          <w:rtl/>
+        </w:rPr>
+        <w:t xml:space="preserve">وَأَنَا أَسْتَاقُ عَلَى مَهَلِي </w:t>
+      </w:r>
+      <w:r>
+        <w:rPr>
+          <w:rFonts w:hint="cs"/>
+          <w:rtl/>
+        </w:rPr>
+        <w:t>...</w:t>
+      </w:r>
+      <w:r>
+        <w:rPr>
+          <w:rtl/>
+        </w:rPr>
+        <w:t>، فِي إِثْرِ الأَوْلاَدِ</w:t>
+      </w:r>
+      <w:r>
+        <w:rPr>
+          <w:rFonts w:hint="cs"/>
+          <w:rtl/>
+        </w:rPr>
+        <w:t xml:space="preserve"> (على خُطى الأولاد)" (تكوين 33: 14).</w:t>
       </w:r>
     </w:p>
     <w:sectPr>
@@ -546,7 +842,7 @@
     <w:basedOn w:val="DefaultParagraphFont"/>
     <w:uiPriority w:val="99"/>
     <w:unhideWhenUsed/>
-    <w:rsid w:val="00A00349"/>
+    <w:rsid w:val="0060265E"/>
     <w:rPr>
       <w:color w:val="0563C1" w:themeColor="hyperlink"/>
       <w:u w:val="single"/>
@@ -558,7 +854,7 @@
     <w:uiPriority w:val="99"/>
     <w:semiHidden/>
     <w:unhideWhenUsed/>
-    <w:rsid w:val="00A00349"/>
+    <w:rsid w:val="0060265E"/>
     <w:rPr>
       <w:color w:val="605E5C"/>
       <w:shd w:val="clear" w:color="auto" w:fill="E1DFDD"/>
